--- a/进展/李智杰毕业设计任务书.docx
+++ b/进展/李智杰毕业设计任务书.docx
@@ -183,7 +183,7 @@
         </w:trPr>
         <w:tc>
           <w:tcPr>
-            <w:tcW w:w="2701" w:type="dxa"/>
+            <w:tcW w:w="2801" w:type="dxa"/>
             <w:gridSpan w:val="2"/>
             <w:tcBorders>
               <w:top w:val="single" w:sz="4" w:space="0" w:color="auto"/>
@@ -212,7 +212,7 @@
         </w:tc>
         <w:tc>
           <w:tcPr>
-            <w:tcW w:w="3165" w:type="dxa"/>
+            <w:tcW w:w="3281" w:type="dxa"/>
             <w:gridSpan w:val="4"/>
             <w:tcBorders>
               <w:top w:val="single" w:sz="4" w:space="0" w:color="auto"/>
@@ -241,7 +241,7 @@
         </w:tc>
         <w:tc>
           <w:tcPr>
-            <w:tcW w:w="3235" w:type="dxa"/>
+            <w:tcW w:w="3353" w:type="dxa"/>
             <w:gridSpan w:val="4"/>
             <w:tcBorders>
               <w:top w:val="single" w:sz="4" w:space="0" w:color="auto"/>
@@ -277,7 +277,7 @@
         </w:trPr>
         <w:tc>
           <w:tcPr>
-            <w:tcW w:w="1165" w:type="dxa"/>
+            <w:tcW w:w="1209" w:type="dxa"/>
             <w:vMerge w:val="restart"/>
             <w:tcBorders>
               <w:top w:val="single" w:sz="4" w:space="0" w:color="auto"/>
@@ -324,7 +324,7 @@
         </w:tc>
         <w:tc>
           <w:tcPr>
-            <w:tcW w:w="1536" w:type="dxa"/>
+            <w:tcW w:w="1592" w:type="dxa"/>
             <w:vMerge w:val="restart"/>
             <w:tcBorders>
               <w:top w:val="single" w:sz="4" w:space="0" w:color="auto"/>
@@ -371,7 +371,7 @@
         </w:tc>
         <w:tc>
           <w:tcPr>
-            <w:tcW w:w="907" w:type="dxa"/>
+            <w:tcW w:w="940" w:type="dxa"/>
             <w:vMerge w:val="restart"/>
             <w:tcBorders>
               <w:top w:val="single" w:sz="4" w:space="0" w:color="auto"/>
@@ -418,7 +418,7 @@
         </w:tc>
         <w:tc>
           <w:tcPr>
-            <w:tcW w:w="1036" w:type="dxa"/>
+            <w:tcW w:w="1074" w:type="dxa"/>
             <w:vMerge w:val="restart"/>
             <w:tcBorders>
               <w:top w:val="single" w:sz="4" w:space="0" w:color="auto"/>
@@ -465,7 +465,7 @@
         </w:tc>
         <w:tc>
           <w:tcPr>
-            <w:tcW w:w="1222" w:type="dxa"/>
+            <w:tcW w:w="1267" w:type="dxa"/>
             <w:gridSpan w:val="2"/>
             <w:vMerge w:val="restart"/>
             <w:tcBorders>
@@ -513,7 +513,7 @@
         </w:tc>
         <w:tc>
           <w:tcPr>
-            <w:tcW w:w="1560" w:type="dxa"/>
+            <w:tcW w:w="1617" w:type="dxa"/>
             <w:gridSpan w:val="3"/>
             <w:tcBorders>
               <w:top w:val="single" w:sz="4" w:space="0" w:color="auto"/>
@@ -546,7 +546,7 @@
         </w:tc>
         <w:tc>
           <w:tcPr>
-            <w:tcW w:w="1675" w:type="dxa"/>
+            <w:tcW w:w="1736" w:type="dxa"/>
             <w:tcBorders>
               <w:top w:val="single" w:sz="4" w:space="0" w:color="auto"/>
               <w:left w:val="single" w:sz="4" w:space="0" w:color="auto"/>
@@ -584,7 +584,7 @@
         </w:trPr>
         <w:tc>
           <w:tcPr>
-            <w:tcW w:w="1165" w:type="dxa"/>
+            <w:tcW w:w="1209" w:type="dxa"/>
             <w:vMerge/>
             <w:tcBorders>
               <w:top w:val="single" w:sz="4" w:space="0" w:color="auto"/>
@@ -607,7 +607,7 @@
         </w:tc>
         <w:tc>
           <w:tcPr>
-            <w:tcW w:w="1536" w:type="dxa"/>
+            <w:tcW w:w="1592" w:type="dxa"/>
             <w:vMerge/>
             <w:tcBorders>
               <w:top w:val="single" w:sz="4" w:space="0" w:color="auto"/>
@@ -631,7 +631,7 @@
         </w:tc>
         <w:tc>
           <w:tcPr>
-            <w:tcW w:w="907" w:type="dxa"/>
+            <w:tcW w:w="940" w:type="dxa"/>
             <w:vMerge/>
             <w:tcBorders>
               <w:top w:val="single" w:sz="4" w:space="0" w:color="auto"/>
@@ -655,7 +655,7 @@
         </w:tc>
         <w:tc>
           <w:tcPr>
-            <w:tcW w:w="1036" w:type="dxa"/>
+            <w:tcW w:w="1074" w:type="dxa"/>
             <w:vMerge/>
             <w:tcBorders>
               <w:top w:val="single" w:sz="4" w:space="0" w:color="auto"/>
@@ -679,7 +679,7 @@
         </w:tc>
         <w:tc>
           <w:tcPr>
-            <w:tcW w:w="1222" w:type="dxa"/>
+            <w:tcW w:w="1267" w:type="dxa"/>
             <w:gridSpan w:val="2"/>
             <w:vMerge/>
             <w:tcBorders>
@@ -704,7 +704,7 @@
         </w:tc>
         <w:tc>
           <w:tcPr>
-            <w:tcW w:w="1560" w:type="dxa"/>
+            <w:tcW w:w="1617" w:type="dxa"/>
             <w:gridSpan w:val="3"/>
             <w:tcBorders>
               <w:top w:val="single" w:sz="4" w:space="0" w:color="auto"/>
@@ -757,7 +757,7 @@
         </w:tc>
         <w:tc>
           <w:tcPr>
-            <w:tcW w:w="1675" w:type="dxa"/>
+            <w:tcW w:w="1736" w:type="dxa"/>
             <w:tcBorders>
               <w:top w:val="single" w:sz="4" w:space="0" w:color="auto"/>
               <w:left w:val="single" w:sz="4" w:space="0" w:color="auto"/>
@@ -816,7 +816,7 @@
         </w:trPr>
         <w:tc>
           <w:tcPr>
-            <w:tcW w:w="1165" w:type="dxa"/>
+            <w:tcW w:w="1209" w:type="dxa"/>
             <w:vMerge w:val="restart"/>
             <w:tcBorders>
               <w:top w:val="single" w:sz="4" w:space="0" w:color="auto"/>
@@ -848,7 +848,7 @@
         </w:tc>
         <w:tc>
           <w:tcPr>
-            <w:tcW w:w="1536" w:type="dxa"/>
+            <w:tcW w:w="1592" w:type="dxa"/>
             <w:vMerge w:val="restart"/>
             <w:tcBorders>
               <w:top w:val="single" w:sz="4" w:space="0" w:color="auto"/>
@@ -877,7 +877,7 @@
         </w:tc>
         <w:tc>
           <w:tcPr>
-            <w:tcW w:w="907" w:type="dxa"/>
+            <w:tcW w:w="940" w:type="dxa"/>
             <w:vMerge w:val="restart"/>
             <w:tcBorders>
               <w:top w:val="single" w:sz="4" w:space="0" w:color="auto"/>
@@ -907,7 +907,7 @@
         </w:tc>
         <w:tc>
           <w:tcPr>
-            <w:tcW w:w="1036" w:type="dxa"/>
+            <w:tcW w:w="1074" w:type="dxa"/>
             <w:vMerge w:val="restart"/>
             <w:tcBorders>
               <w:top w:val="single" w:sz="4" w:space="0" w:color="auto"/>
@@ -937,7 +937,7 @@
         </w:tc>
         <w:tc>
           <w:tcPr>
-            <w:tcW w:w="1222" w:type="dxa"/>
+            <w:tcW w:w="1267" w:type="dxa"/>
             <w:gridSpan w:val="2"/>
             <w:vMerge w:val="restart"/>
             <w:tcBorders>
@@ -968,7 +968,7 @@
         </w:tc>
         <w:tc>
           <w:tcPr>
-            <w:tcW w:w="1560" w:type="dxa"/>
+            <w:tcW w:w="1617" w:type="dxa"/>
             <w:gridSpan w:val="3"/>
             <w:tcBorders>
               <w:top w:val="single" w:sz="4" w:space="0" w:color="auto"/>
@@ -1030,7 +1030,7 @@
         </w:tc>
         <w:tc>
           <w:tcPr>
-            <w:tcW w:w="1675" w:type="dxa"/>
+            <w:tcW w:w="1736" w:type="dxa"/>
             <w:tcBorders>
               <w:top w:val="single" w:sz="4" w:space="0" w:color="auto"/>
               <w:left w:val="single" w:sz="4" w:space="0" w:color="auto"/>
@@ -1089,7 +1089,7 @@
         </w:trPr>
         <w:tc>
           <w:tcPr>
-            <w:tcW w:w="1165" w:type="dxa"/>
+            <w:tcW w:w="1209" w:type="dxa"/>
             <w:vMerge/>
             <w:tcBorders>
               <w:top w:val="single" w:sz="4" w:space="0" w:color="auto"/>
@@ -1112,7 +1112,7 @@
         </w:tc>
         <w:tc>
           <w:tcPr>
-            <w:tcW w:w="1536" w:type="dxa"/>
+            <w:tcW w:w="1592" w:type="dxa"/>
             <w:vMerge/>
             <w:tcBorders>
               <w:top w:val="single" w:sz="4" w:space="0" w:color="auto"/>
@@ -1135,7 +1135,7 @@
         </w:tc>
         <w:tc>
           <w:tcPr>
-            <w:tcW w:w="907" w:type="dxa"/>
+            <w:tcW w:w="940" w:type="dxa"/>
             <w:vMerge/>
             <w:tcBorders>
               <w:top w:val="single" w:sz="4" w:space="0" w:color="auto"/>
@@ -1158,7 +1158,7 @@
         </w:tc>
         <w:tc>
           <w:tcPr>
-            <w:tcW w:w="1036" w:type="dxa"/>
+            <w:tcW w:w="1074" w:type="dxa"/>
             <w:vMerge/>
             <w:tcBorders>
               <w:top w:val="single" w:sz="4" w:space="0" w:color="auto"/>
@@ -1181,7 +1181,7 @@
         </w:tc>
         <w:tc>
           <w:tcPr>
-            <w:tcW w:w="1222" w:type="dxa"/>
+            <w:tcW w:w="1267" w:type="dxa"/>
             <w:gridSpan w:val="2"/>
             <w:vMerge/>
             <w:tcBorders>
@@ -1205,7 +1205,7 @@
         </w:tc>
         <w:tc>
           <w:tcPr>
-            <w:tcW w:w="1560" w:type="dxa"/>
+            <w:tcW w:w="1617" w:type="dxa"/>
             <w:gridSpan w:val="3"/>
             <w:tcBorders>
               <w:top w:val="single" w:sz="4" w:space="0" w:color="auto"/>
@@ -1258,7 +1258,7 @@
         </w:tc>
         <w:tc>
           <w:tcPr>
-            <w:tcW w:w="1675" w:type="dxa"/>
+            <w:tcW w:w="1736" w:type="dxa"/>
             <w:tcBorders>
               <w:top w:val="single" w:sz="4" w:space="0" w:color="auto"/>
               <w:left w:val="single" w:sz="4" w:space="0" w:color="auto"/>
@@ -1317,7 +1317,7 @@
         </w:trPr>
         <w:tc>
           <w:tcPr>
-            <w:tcW w:w="1165" w:type="dxa"/>
+            <w:tcW w:w="1209" w:type="dxa"/>
             <w:tcBorders>
               <w:top w:val="single" w:sz="4" w:space="0" w:color="auto"/>
               <w:left w:val="single" w:sz="4" w:space="0" w:color="auto"/>
@@ -1347,7 +1347,7 @@
         </w:tc>
         <w:tc>
           <w:tcPr>
-            <w:tcW w:w="3968" w:type="dxa"/>
+            <w:tcW w:w="4113" w:type="dxa"/>
             <w:gridSpan w:val="4"/>
             <w:tcBorders>
               <w:top w:val="single" w:sz="4" w:space="0" w:color="auto"/>
@@ -1377,7 +1377,7 @@
         </w:tc>
         <w:tc>
           <w:tcPr>
-            <w:tcW w:w="1984" w:type="dxa"/>
+            <w:tcW w:w="2057" w:type="dxa"/>
             <w:gridSpan w:val="3"/>
             <w:tcBorders>
               <w:top w:val="single" w:sz="4" w:space="0" w:color="auto"/>
@@ -1418,7 +1418,7 @@
         </w:tc>
         <w:tc>
           <w:tcPr>
-            <w:tcW w:w="1984" w:type="dxa"/>
+            <w:tcW w:w="2056" w:type="dxa"/>
             <w:gridSpan w:val="2"/>
             <w:tcBorders>
               <w:top w:val="single" w:sz="4" w:space="0" w:color="auto"/>
@@ -1495,7 +1495,7 @@
         </w:trPr>
         <w:tc>
           <w:tcPr>
-            <w:tcW w:w="1165" w:type="dxa"/>
+            <w:tcW w:w="1209" w:type="dxa"/>
             <w:tcBorders>
               <w:top w:val="single" w:sz="4" w:space="0" w:color="auto"/>
               <w:left w:val="single" w:sz="4" w:space="0" w:color="auto"/>
@@ -1579,7 +1579,7 @@
         </w:tc>
         <w:tc>
           <w:tcPr>
-            <w:tcW w:w="7936" w:type="dxa"/>
+            <w:tcW w:w="8226" w:type="dxa"/>
             <w:gridSpan w:val="9"/>
             <w:tcBorders>
               <w:top w:val="single" w:sz="4" w:space="0" w:color="auto"/>
@@ -1696,7 +1696,7 @@
         </w:trPr>
         <w:tc>
           <w:tcPr>
-            <w:tcW w:w="1165" w:type="dxa"/>
+            <w:tcW w:w="1209" w:type="dxa"/>
             <w:tcBorders>
               <w:top w:val="single" w:sz="4" w:space="0" w:color="auto"/>
               <w:left w:val="single" w:sz="4" w:space="0" w:color="auto"/>
@@ -1744,7 +1744,7 @@
         </w:tc>
         <w:tc>
           <w:tcPr>
-            <w:tcW w:w="7936" w:type="dxa"/>
+            <w:tcW w:w="8226" w:type="dxa"/>
             <w:gridSpan w:val="9"/>
             <w:tcBorders>
               <w:top w:val="single" w:sz="4" w:space="0" w:color="auto"/>
@@ -1857,7 +1857,7 @@
             <w:pPr>
               <w:spacing w:line="360" w:lineRule="auto"/>
               <w:rPr>
-                <w:rFonts w:ascii="汉仪书宋一简" w:eastAsia="汉仪书宋一简"/>
+                <w:rFonts w:ascii="汉仪书宋一简" w:eastAsia="汉仪书宋一简" w:hint="eastAsia"/>
                 <w:sz w:val="21"/>
               </w:rPr>
             </w:pPr>
@@ -1878,24 +1878,6 @@
               <w:tab/>
               <w:t>PPT演示。</w:t>
             </w:r>
-          </w:p>
-          <w:p>
-            <w:pPr>
-              <w:spacing w:line="360" w:lineRule="auto"/>
-              <w:rPr>
-                <w:rFonts w:ascii="汉仪书宋一简" w:eastAsia="汉仪书宋一简"/>
-                <w:sz w:val="21"/>
-              </w:rPr>
-            </w:pPr>
-          </w:p>
-          <w:p>
-            <w:pPr>
-              <w:spacing w:line="360" w:lineRule="auto"/>
-              <w:rPr>
-                <w:rFonts w:ascii="汉仪书宋一简" w:eastAsia="汉仪书宋一简"/>
-                <w:sz w:val="21"/>
-              </w:rPr>
-            </w:pPr>
           </w:p>
         </w:tc>
       </w:tr>
@@ -1907,7 +1889,7 @@
         </w:trPr>
         <w:tc>
           <w:tcPr>
-            <w:tcW w:w="1165" w:type="dxa"/>
+            <w:tcW w:w="1209" w:type="dxa"/>
             <w:tcBorders>
               <w:top w:val="single" w:sz="4" w:space="0" w:color="auto"/>
               <w:left w:val="single" w:sz="4" w:space="0" w:color="auto"/>
@@ -1956,7 +1938,7 @@
         </w:tc>
         <w:tc>
           <w:tcPr>
-            <w:tcW w:w="7936" w:type="dxa"/>
+            <w:tcW w:w="8226" w:type="dxa"/>
             <w:gridSpan w:val="9"/>
             <w:tcBorders>
               <w:top w:val="single" w:sz="4" w:space="0" w:color="auto"/>
@@ -2219,25 +2201,7 @@
                 <w:bCs/>
                 <w:sz w:val="21"/>
               </w:rPr>
-              <w:t>干扰检测：基于功率谱特征构建自适应检测模型，能有效</w:t>
-            </w:r>
-            <w:proofErr w:type="gramStart"/>
-            <w:r>
-              <w:rPr>
-                <w:rFonts w:ascii="汉仪书宋一简" w:eastAsia="汉仪书宋一简"/>
-                <w:bCs/>
-                <w:sz w:val="21"/>
-              </w:rPr>
-              <w:t>检出时频混叠</w:t>
-            </w:r>
-            <w:proofErr w:type="gramEnd"/>
-            <w:r>
-              <w:rPr>
-                <w:rFonts w:ascii="汉仪书宋一简" w:eastAsia="汉仪书宋一简"/>
-                <w:bCs/>
-                <w:sz w:val="21"/>
-              </w:rPr>
-              <w:t>干扰，复杂电磁环境下检出率</w:t>
+              <w:t>干扰检测：基于功率谱特征构建自适应检测模型，能有效检出时频混叠干扰，复杂电磁环境下检出率</w:t>
             </w:r>
             <w:r>
               <w:rPr>
@@ -2636,7 +2600,7 @@
         </w:trPr>
         <w:tc>
           <w:tcPr>
-            <w:tcW w:w="1165" w:type="dxa"/>
+            <w:tcW w:w="1209" w:type="dxa"/>
             <w:tcBorders>
               <w:top w:val="single" w:sz="4" w:space="0" w:color="auto"/>
               <w:left w:val="single" w:sz="4" w:space="0" w:color="auto"/>
@@ -2702,7 +2666,7 @@
         </w:tc>
         <w:tc>
           <w:tcPr>
-            <w:tcW w:w="7936" w:type="dxa"/>
+            <w:tcW w:w="8226" w:type="dxa"/>
             <w:gridSpan w:val="9"/>
             <w:tcBorders>
               <w:top w:val="single" w:sz="4" w:space="0" w:color="auto"/>
@@ -2714,29 +2678,21 @@
           <w:p>
             <w:pPr>
               <w:rPr>
-                <w:rFonts w:ascii="汉仪书宋一简" w:eastAsia="汉仪书宋一简"/>
-                <w:w w:val="90"/>
-                <w:sz w:val="21"/>
-                <w:szCs w:val="21"/>
-              </w:rPr>
-            </w:pPr>
-            <w:r>
-              <w:rPr>
                 <w:rFonts w:ascii="汉仪书宋一简" w:eastAsia="汉仪书宋一简" w:hint="eastAsia"/>
                 <w:w w:val="90"/>
                 <w:sz w:val="21"/>
                 <w:szCs w:val="21"/>
               </w:rPr>
+            </w:pPr>
+            <w:r>
+              <w:rPr>
+                <w:rFonts w:ascii="汉仪书宋一简" w:eastAsia="汉仪书宋一简" w:hint="eastAsia"/>
+                <w:w w:val="90"/>
+                <w:sz w:val="21"/>
+                <w:szCs w:val="21"/>
+              </w:rPr>
               <w:t>（对部分有实习环节的专业，提出实习或调研的具体要求，包括调研提纲、实习时间、地点和具体内容要求；文、管、经专业提出对论文论点有关论据、数据和素材的搜集要求）</w:t>
             </w:r>
-          </w:p>
-          <w:p>
-            <w:pPr>
-              <w:rPr>
-                <w:rFonts w:ascii="汉仪书宋一简" w:eastAsia="汉仪书宋一简"/>
-                <w:sz w:val="21"/>
-              </w:rPr>
-            </w:pPr>
           </w:p>
           <w:p>
             <w:pPr>
@@ -2764,7 +2720,7 @@
         </w:trPr>
         <w:tc>
           <w:tcPr>
-            <w:tcW w:w="1165" w:type="dxa"/>
+            <w:tcW w:w="1209" w:type="dxa"/>
             <w:tcBorders>
               <w:top w:val="single" w:sz="4" w:space="0" w:color="auto"/>
               <w:left w:val="single" w:sz="4" w:space="0" w:color="auto"/>
@@ -2831,7 +2787,7 @@
         </w:tc>
         <w:tc>
           <w:tcPr>
-            <w:tcW w:w="7936" w:type="dxa"/>
+            <w:tcW w:w="8226" w:type="dxa"/>
             <w:gridSpan w:val="9"/>
             <w:tcBorders>
               <w:top w:val="single" w:sz="4" w:space="0" w:color="auto"/>
@@ -2929,7 +2885,21 @@
                 <w:rFonts w:ascii="汉仪书宋一简" w:eastAsia="汉仪书宋一简"/>
                 <w:sz w:val="21"/>
               </w:rPr>
-              <w:t>《Time-Frequency Aliased Signal Identification Based on Multimodal Feature Fusion》</w:t>
+              <w:t>《</w:t>
+            </w:r>
+            <w:r>
+              <w:rPr>
+                <w:rFonts w:ascii="汉仪书宋一简" w:eastAsia="汉仪书宋一简"/>
+                <w:sz w:val="21"/>
+              </w:rPr>
+              <w:t>Dual-Stage Deep Learning Approach for Efficient Interference Detection and Classification in GNSS</w:t>
+            </w:r>
+            <w:r>
+              <w:rPr>
+                <w:rFonts w:ascii="汉仪书宋一简" w:eastAsia="汉仪书宋一简"/>
+                <w:sz w:val="21"/>
+              </w:rPr>
+              <w:t>》</w:t>
             </w:r>
           </w:p>
           <w:p>
@@ -3004,7 +2974,7 @@
                 <w:rFonts w:ascii="汉仪书宋一简" w:eastAsia="汉仪书宋一简"/>
                 <w:sz w:val="21"/>
               </w:rPr>
-              <w:t>《基于多模态异构小波分解神经网络的干扰样式识别》</w:t>
+              <w:t>《基于集成深度学习的有源干扰智能分类》</w:t>
             </w:r>
           </w:p>
           <w:p>
@@ -3017,60 +2987,30 @@
               <w:spacing w:line="360" w:lineRule="auto"/>
               <w:ind w:firstLineChars="0"/>
               <w:rPr>
-                <w:rFonts w:ascii="汉仪书宋一简" w:eastAsia="汉仪书宋一简"/>
-                <w:sz w:val="21"/>
-              </w:rPr>
-            </w:pPr>
-            <w:r>
-              <w:rPr>
-                <w:rFonts w:ascii="汉仪书宋一简" w:eastAsia="汉仪书宋一简"/>
-                <w:sz w:val="21"/>
-              </w:rPr>
-              <w:t>《基于集成深度学习的有源干扰智能分类》</w:t>
-            </w:r>
-          </w:p>
-          <w:p>
-            <w:pPr>
-              <w:pStyle w:val="a8"/>
-              <w:numPr>
-                <w:ilvl w:val="0"/>
-                <w:numId w:val="15"/>
-              </w:numPr>
-              <w:spacing w:line="360" w:lineRule="auto"/>
-              <w:ind w:firstLineChars="0"/>
-              <w:rPr>
-                <w:rFonts w:ascii="汉仪书宋一简" w:eastAsia="汉仪书宋一简"/>
-                <w:sz w:val="21"/>
-              </w:rPr>
-            </w:pPr>
-            <w:r>
-              <w:rPr>
-                <w:rFonts w:ascii="汉仪书宋一简" w:eastAsia="汉仪书宋一简"/>
-                <w:sz w:val="21"/>
-              </w:rPr>
-              <w:t>《一种自适应跳频中的干扰检测算法》</w:t>
-            </w:r>
-          </w:p>
-          <w:p>
-            <w:pPr>
-              <w:pStyle w:val="a8"/>
-              <w:numPr>
-                <w:ilvl w:val="0"/>
-                <w:numId w:val="15"/>
-              </w:numPr>
-              <w:spacing w:line="360" w:lineRule="auto"/>
-              <w:ind w:firstLineChars="0"/>
-              <w:rPr>
-                <w:rFonts w:ascii="汉仪书宋一简" w:eastAsia="汉仪书宋一简"/>
-                <w:sz w:val="21"/>
-              </w:rPr>
-            </w:pPr>
-            <w:r>
-              <w:rPr>
-                <w:rFonts w:ascii="汉仪书宋一简" w:eastAsia="汉仪书宋一简"/>
-                <w:sz w:val="21"/>
-              </w:rPr>
-              <w:t>《多域浅层特征引导下雷达有源干扰多模态对比识别方法》</w:t>
+                <w:rFonts w:ascii="汉仪书宋一简" w:eastAsia="汉仪书宋一简" w:hint="eastAsia"/>
+                <w:sz w:val="21"/>
+              </w:rPr>
+            </w:pPr>
+            <w:r>
+              <w:rPr>
+                <w:rFonts w:ascii="汉仪书宋一简" w:eastAsia="汉仪书宋一简"/>
+                <w:sz w:val="21"/>
+              </w:rPr>
+              <w:t>《</w:t>
+            </w:r>
+            <w:r>
+              <w:rPr>
+                <w:rFonts w:ascii="汉仪书宋一简" w:eastAsia="汉仪书宋一简"/>
+                <w:sz w:val="21"/>
+              </w:rPr>
+              <w:t>A combination network of CNN and transformer for interference identification</w:t>
+            </w:r>
+            <w:r>
+              <w:rPr>
+                <w:rFonts w:ascii="汉仪书宋一简" w:eastAsia="汉仪书宋一简"/>
+                <w:sz w:val="21"/>
+              </w:rPr>
+              <w:t>》</w:t>
             </w:r>
           </w:p>
         </w:tc>
@@ -3083,7 +3023,7 @@
         </w:trPr>
         <w:tc>
           <w:tcPr>
-            <w:tcW w:w="1165" w:type="dxa"/>
+            <w:tcW w:w="1209" w:type="dxa"/>
             <w:tcBorders>
               <w:top w:val="single" w:sz="4" w:space="0" w:color="auto"/>
               <w:left w:val="single" w:sz="4" w:space="0" w:color="auto"/>
@@ -3196,7 +3136,7 @@
         </w:tc>
         <w:tc>
           <w:tcPr>
-            <w:tcW w:w="7936" w:type="dxa"/>
+            <w:tcW w:w="8226" w:type="dxa"/>
             <w:gridSpan w:val="9"/>
             <w:tcBorders>
               <w:top w:val="single" w:sz="4" w:space="0" w:color="auto"/>
@@ -3209,38 +3149,29 @@
             <w:pPr>
               <w:spacing w:line="360" w:lineRule="auto"/>
               <w:rPr>
-                <w:rFonts w:ascii="汉仪书宋一简" w:eastAsia="汉仪书宋一简"/>
-                <w:w w:val="90"/>
-                <w:sz w:val="21"/>
-                <w:szCs w:val="21"/>
-              </w:rPr>
-            </w:pPr>
-            <w:r>
-              <w:rPr>
-                <w:rFonts w:hAnsi="宋体" w:hint="eastAsia"/>
-                <w:sz w:val="21"/>
-                <w:szCs w:val="21"/>
-              </w:rPr>
-              <w:t>（</w:t>
-            </w:r>
-            <w:r>
-              <w:rPr>
                 <w:rFonts w:ascii="汉仪书宋一简" w:eastAsia="汉仪书宋一简" w:hint="eastAsia"/>
                 <w:w w:val="90"/>
                 <w:sz w:val="21"/>
                 <w:szCs w:val="21"/>
               </w:rPr>
+            </w:pPr>
+            <w:r>
+              <w:rPr>
+                <w:rFonts w:hAnsi="宋体" w:hint="eastAsia"/>
+                <w:sz w:val="21"/>
+                <w:szCs w:val="21"/>
+              </w:rPr>
+              <w:t>（</w:t>
+            </w:r>
+            <w:r>
+              <w:rPr>
+                <w:rFonts w:ascii="汉仪书宋一简" w:eastAsia="汉仪书宋一简" w:hint="eastAsia"/>
+                <w:w w:val="90"/>
+                <w:sz w:val="21"/>
+                <w:szCs w:val="21"/>
+              </w:rPr>
               <w:t>根据毕业设计题目情况需要，各学院统一填写要求）</w:t>
             </w:r>
-          </w:p>
-          <w:p>
-            <w:pPr>
-              <w:spacing w:line="360" w:lineRule="auto"/>
-              <w:rPr>
-                <w:rFonts w:ascii="汉仪书宋一简" w:eastAsia="汉仪书宋一简"/>
-                <w:sz w:val="21"/>
-              </w:rPr>
-            </w:pPr>
           </w:p>
           <w:p>
             <w:pPr>
@@ -3284,7 +3215,7 @@
         </w:trPr>
         <w:tc>
           <w:tcPr>
-            <w:tcW w:w="2701" w:type="dxa"/>
+            <w:tcW w:w="2801" w:type="dxa"/>
             <w:gridSpan w:val="2"/>
             <w:tcBorders>
               <w:top w:val="single" w:sz="4" w:space="0" w:color="auto"/>
@@ -3339,7 +3270,7 @@
         </w:tc>
         <w:tc>
           <w:tcPr>
-            <w:tcW w:w="1943" w:type="dxa"/>
+            <w:tcW w:w="2014" w:type="dxa"/>
             <w:gridSpan w:val="2"/>
             <w:tcBorders>
               <w:top w:val="single" w:sz="4" w:space="0" w:color="auto"/>
@@ -3405,7 +3336,7 @@
         </w:tc>
         <w:tc>
           <w:tcPr>
-            <w:tcW w:w="2281" w:type="dxa"/>
+            <w:tcW w:w="2365" w:type="dxa"/>
             <w:gridSpan w:val="3"/>
             <w:tcBorders>
               <w:top w:val="single" w:sz="4" w:space="0" w:color="auto"/>
@@ -3439,7 +3370,7 @@
         </w:tc>
         <w:tc>
           <w:tcPr>
-            <w:tcW w:w="2176" w:type="dxa"/>
+            <w:tcW w:w="2255" w:type="dxa"/>
             <w:gridSpan w:val="3"/>
             <w:tcBorders>
               <w:top w:val="single" w:sz="4" w:space="0" w:color="auto"/>
@@ -3499,7 +3430,7 @@
         </w:trPr>
         <w:tc>
           <w:tcPr>
-            <w:tcW w:w="9101" w:type="dxa"/>
+            <w:tcW w:w="9435" w:type="dxa"/>
             <w:gridSpan w:val="10"/>
             <w:tcBorders>
               <w:top w:val="single" w:sz="4" w:space="0" w:color="auto"/>
@@ -3538,7 +3469,7 @@
         </w:trPr>
         <w:tc>
           <w:tcPr>
-            <w:tcW w:w="9101" w:type="dxa"/>
+            <w:tcW w:w="9435" w:type="dxa"/>
             <w:gridSpan w:val="10"/>
             <w:tcBorders>
               <w:top w:val="single" w:sz="4" w:space="0" w:color="auto"/>
@@ -3599,11 +3530,60 @@
               <w:spacing w:line="360" w:lineRule="auto"/>
               <w:rPr>
                 <w:rFonts w:ascii="汉仪书宋一简" w:eastAsia="汉仪书宋一简"/>
-                <w:w w:val="90"/>
-                <w:sz w:val="21"/>
-                <w:szCs w:val="21"/>
-              </w:rPr>
-            </w:pPr>
+                <w:sz w:val="21"/>
+              </w:rPr>
+            </w:pPr>
+            <w:r>
+              <w:rPr>
+                <w:rFonts w:ascii="汉仪书宋一简" w:eastAsia="汉仪书宋一简"/>
+                <w:sz w:val="21"/>
+              </w:rPr>
+              <w:t>2026年0</w:t>
+            </w:r>
+            <w:r>
+              <w:rPr>
+                <w:rFonts w:ascii="汉仪书宋一简" w:eastAsia="汉仪书宋一简"/>
+                <w:sz w:val="21"/>
+              </w:rPr>
+              <w:t>2</w:t>
+            </w:r>
+            <w:r>
+              <w:rPr>
+                <w:rFonts w:ascii="汉仪书宋一简" w:eastAsia="汉仪书宋一简"/>
+                <w:sz w:val="21"/>
+              </w:rPr>
+              <w:t>月2</w:t>
+            </w:r>
+            <w:r>
+              <w:rPr>
+                <w:rFonts w:ascii="汉仪书宋一简" w:eastAsia="汉仪书宋一简"/>
+                <w:sz w:val="21"/>
+              </w:rPr>
+              <w:t>3</w:t>
+            </w:r>
+            <w:r>
+              <w:rPr>
+                <w:rFonts w:ascii="汉仪书宋一简" w:eastAsia="汉仪书宋一简"/>
+                <w:sz w:val="21"/>
+              </w:rPr>
+              <w:t>日：下发任务书，进入开题阶段；</w:t>
+            </w:r>
+            <w:proofErr w:type="gramStart"/>
+            <w:r>
+              <w:rPr>
+                <w:rFonts w:ascii="汉仪书宋一简" w:eastAsia="汉仪书宋一简"/>
+                <w:sz w:val="21"/>
+              </w:rPr>
+              <w:t>了解毕设任务</w:t>
+            </w:r>
+            <w:proofErr w:type="gramEnd"/>
+            <w:r>
+              <w:rPr>
+                <w:rFonts w:ascii="汉仪书宋一简" w:eastAsia="汉仪书宋一简"/>
+                <w:sz w:val="21"/>
+              </w:rPr>
+              <w:t xml:space="preserve">，提前学习本课题相关知识；  </w:t>
+            </w:r>
           </w:p>
           <w:p>
             <w:pPr>
@@ -3618,51 +3598,21 @@
                 <w:rFonts w:ascii="汉仪书宋一简" w:eastAsia="汉仪书宋一简"/>
                 <w:sz w:val="21"/>
               </w:rPr>
-              <w:t>2026年0</w:t>
-            </w:r>
-            <w:r>
-              <w:rPr>
-                <w:rFonts w:ascii="汉仪书宋一简" w:eastAsia="汉仪书宋一简"/>
-                <w:sz w:val="21"/>
-              </w:rPr>
-              <w:t>2</w:t>
-            </w:r>
-            <w:r>
-              <w:rPr>
-                <w:rFonts w:ascii="汉仪书宋一简" w:eastAsia="汉仪书宋一简"/>
-                <w:sz w:val="21"/>
-              </w:rPr>
-              <w:t>月2</w:t>
-            </w:r>
-            <w:r>
-              <w:rPr>
-                <w:rFonts w:ascii="汉仪书宋一简" w:eastAsia="汉仪书宋一简"/>
-                <w:sz w:val="21"/>
-              </w:rPr>
-              <w:t>3</w:t>
-            </w:r>
-            <w:r>
-              <w:rPr>
-                <w:rFonts w:ascii="汉仪书宋一简" w:eastAsia="汉仪书宋一简"/>
-                <w:sz w:val="21"/>
-              </w:rPr>
-              <w:t>日：下发任务书，进入开题阶段；</w:t>
-            </w:r>
-            <w:proofErr w:type="gramStart"/>
-            <w:r>
-              <w:rPr>
-                <w:rFonts w:ascii="汉仪书宋一简" w:eastAsia="汉仪书宋一简"/>
-                <w:sz w:val="21"/>
-              </w:rPr>
-              <w:t>了解毕设任务</w:t>
-            </w:r>
-            <w:proofErr w:type="gramEnd"/>
-            <w:r>
-              <w:rPr>
-                <w:rFonts w:ascii="汉仪书宋一简" w:eastAsia="汉仪书宋一简"/>
-                <w:sz w:val="21"/>
-              </w:rPr>
-              <w:t xml:space="preserve">，提前学习本课题相关知识；  </w:t>
+              <w:t>2026年03月02日-3月</w:t>
+            </w:r>
+            <w:r>
+              <w:rPr>
+                <w:rFonts w:ascii="汉仪书宋一简" w:eastAsia="汉仪书宋一简" w:hint="eastAsia"/>
+                <w:sz w:val="21"/>
+              </w:rPr>
+              <w:t>中旬</w:t>
+            </w:r>
+            <w:r>
+              <w:rPr>
+                <w:rFonts w:ascii="汉仪书宋一简" w:eastAsia="汉仪书宋一简"/>
+                <w:sz w:val="21"/>
+              </w:rPr>
+              <w:t>：撰写开题报告，完成方案设计，在系统中提交开题报告；</w:t>
             </w:r>
           </w:p>
           <w:p>
@@ -3678,7 +3628,7 @@
                 <w:rFonts w:ascii="汉仪书宋一简" w:eastAsia="汉仪书宋一简"/>
                 <w:sz w:val="21"/>
               </w:rPr>
-              <w:t>2026年03月02日-3月</w:t>
+              <w:t>2026年3月</w:t>
             </w:r>
             <w:r>
               <w:rPr>
@@ -3692,7 +3642,7 @@
                 <w:rFonts w:ascii="汉仪书宋一简" w:eastAsia="汉仪书宋一简"/>
                 <w:sz w:val="21"/>
               </w:rPr>
-              <w:t>：撰写开题报告，完成方案设计，在系统中提交开题报告；</w:t>
+              <w:t>-04月30日：通过企业技术导师的培训指导，针对、题目确定应用程序详细功能，研究项目架构、算法、项目设计及开发实现；</w:t>
             </w:r>
           </w:p>
           <w:p>
@@ -3708,21 +3658,7 @@
                 <w:rFonts w:ascii="汉仪书宋一简" w:eastAsia="汉仪书宋一简"/>
                 <w:sz w:val="21"/>
               </w:rPr>
-              <w:t>2026年3月</w:t>
-            </w:r>
-            <w:r>
-              <w:rPr>
-                <w:rFonts w:ascii="汉仪书宋一简" w:eastAsia="汉仪书宋一简" w:hint="eastAsia"/>
-                <w:sz w:val="21"/>
-              </w:rPr>
-              <w:t>中旬</w:t>
-            </w:r>
-            <w:r>
-              <w:rPr>
-                <w:rFonts w:ascii="汉仪书宋一简" w:eastAsia="汉仪书宋一简"/>
-                <w:sz w:val="21"/>
-              </w:rPr>
-              <w:t>-04月30日：通过企业技术导师的培训指导，针对、题目确定应用程序详细功能，研究项目架构、算法、项目设计及开发实现；</w:t>
+              <w:t>2026年04月30日-05月16日：完善毕业设计项目成果，论文撰写并完善论文；</w:t>
             </w:r>
           </w:p>
           <w:p>
@@ -3738,22 +3674,6 @@
                 <w:rFonts w:ascii="汉仪书宋一简" w:eastAsia="汉仪书宋一简"/>
                 <w:sz w:val="21"/>
               </w:rPr>
-              <w:t>2026年04月30日-05月16日：完善毕业设计项目成果，论文撰写并完善论文；</w:t>
-            </w:r>
-          </w:p>
-          <w:p>
-            <w:pPr>
-              <w:spacing w:line="360" w:lineRule="auto"/>
-              <w:rPr>
-                <w:rFonts w:ascii="汉仪书宋一简" w:eastAsia="汉仪书宋一简"/>
-                <w:sz w:val="21"/>
-              </w:rPr>
-            </w:pPr>
-            <w:r>
-              <w:rPr>
-                <w:rFonts w:ascii="汉仪书宋一简" w:eastAsia="汉仪书宋一简"/>
-                <w:sz w:val="21"/>
-              </w:rPr>
               <w:t>2026年05月1</w:t>
             </w:r>
             <w:r>
@@ -3788,11 +3708,14 @@
           <w:p>
             <w:pPr>
               <w:pStyle w:val="null14"/>
-            </w:pPr>
-            <w:r>
               <w:rPr>
                 <w:rFonts w:hint="eastAsia"/>
               </w:rPr>
+            </w:pPr>
+            <w:r>
+              <w:rPr>
+                <w:rFonts w:hint="eastAsia"/>
+              </w:rPr>
               <w:t>以上根据项目进行和</w:t>
             </w:r>
             <w:r>
@@ -3804,11 +3727,6 @@
               </w:rPr>
               <w:t>。</w:t>
             </w:r>
-          </w:p>
-          <w:p>
-            <w:pPr>
-              <w:pStyle w:val="null14"/>
-            </w:pPr>
           </w:p>
         </w:tc>
       </w:tr>
@@ -3820,7 +3738,7 @@
         </w:trPr>
         <w:tc>
           <w:tcPr>
-            <w:tcW w:w="9101" w:type="dxa"/>
+            <w:tcW w:w="9435" w:type="dxa"/>
             <w:gridSpan w:val="10"/>
             <w:tcBorders>
               <w:top w:val="single" w:sz="4" w:space="0" w:color="auto"/>
@@ -3957,7 +3875,7 @@
         </w:trPr>
         <w:tc>
           <w:tcPr>
-            <w:tcW w:w="9101" w:type="dxa"/>
+            <w:tcW w:w="9435" w:type="dxa"/>
             <w:gridSpan w:val="10"/>
             <w:tcBorders>
               <w:top w:val="single" w:sz="4" w:space="0" w:color="auto"/>
@@ -3980,7 +3898,6 @@
                 <w:rFonts w:hAnsi="宋体" w:hint="eastAsia"/>
                 <w:b/>
               </w:rPr>
-              <w:lastRenderedPageBreak/>
               <w:t>学院毕业设计（论文）领导小组审查意见：</w:t>
             </w:r>
           </w:p>
@@ -4055,7 +3972,15 @@
         </w:tc>
       </w:tr>
     </w:tbl>
-    <w:p/>
+    <w:p>
+      <w:pPr>
+        <w:spacing w:beforeLines="100" w:before="240" w:afterLines="100" w:after="240" w:line="560" w:lineRule="exact"/>
+        <w:jc w:val="center"/>
+        <w:rPr>
+          <w:rFonts w:hint="eastAsia"/>
+        </w:rPr>
+      </w:pPr>
+    </w:p>
     <w:sectPr>
       <w:footerReference w:type="default" r:id="rId7"/>
       <w:pgSz w:w="11906" w:h="16838"/>
@@ -5650,7 +5575,6 @@
   <w:style w:type="character" w:default="1" w:styleId="a0">
     <w:name w:val="Default Paragraph Font"/>
     <w:uiPriority w:val="1"/>
-    <w:semiHidden/>
     <w:unhideWhenUsed/>
   </w:style>
   <w:style w:type="table" w:default="1" w:styleId="a1">
